--- a/3-Plan_implementare.docx
+++ b/3-Plan_implementare.docx
@@ -28,7 +28,7 @@
         <w:rPr>
           <w:rFonts w:ascii="Arial" w:cs="Arial" w:eastAsia="Arial" w:hAnsi="Arial"/>
         </w:rPr>
-        <w:t xml:space="preserve">Capitolul prezintă planul detaliat de implementare a sistemului SIDISVA propus de </w:t>
+        <w:t>Capitolul prezintă planul detaliat de implementare a sistemului SIDISVA propus de &lt;LIDER&gt;. Durata totală a etapei de implementare este de 18 luni de la data semnării contractului (cf. cap. 6 din Caietul de Sarcini), fără a depăși data limită de finalizare a proiectului — 21.05.2027. Garanția acoperă suplimentar 36 luni post-recepție finală, totalizând astfel 54 de luni de angajament &lt;LIDER&gt; față de ANSVSA.</w:t>
       </w:r>
       <w:r>
         <w:rPr>
@@ -36,13 +36,11 @@
           <w:b/>
           <w:bCs/>
         </w:rPr>
-        <w:t xml:space="preserve">VOGO TECHNOLOGY</w:t>
       </w:r>
       <w:r>
         <w:rPr>
           <w:rFonts w:ascii="Arial" w:cs="Arial" w:eastAsia="Arial" w:hAnsi="Arial"/>
         </w:rPr>
-        <w:t xml:space="preserve">. Durata totală a etapei de implementare este de </w:t>
       </w:r>
       <w:r>
         <w:rPr>
@@ -50,13 +48,11 @@
           <w:b/>
           <w:bCs/>
         </w:rPr>
-        <w:t xml:space="preserve">18 luni</w:t>
       </w:r>
       <w:r>
         <w:rPr>
           <w:rFonts w:ascii="Arial" w:cs="Arial" w:eastAsia="Arial" w:hAnsi="Arial"/>
         </w:rPr>
-        <w:t xml:space="preserve"> de la data semnării contractului (cf. cap. 6 din Caietul de Sarcini), fără a depăși data limită de finalizare a proiectului — 21.05.2027. </w:t>
       </w:r>
       <w:r>
         <w:rPr>
@@ -64,13 +60,11 @@
           <w:b/>
           <w:bCs/>
         </w:rPr>
-        <w:t xml:space="preserve">Garanția acoperă suplimentar 36 luni</w:t>
       </w:r>
       <w:r>
         <w:rPr>
           <w:rFonts w:ascii="Arial" w:cs="Arial" w:eastAsia="Arial" w:hAnsi="Arial"/>
         </w:rPr>
-        <w:t xml:space="preserve"> post-recepție finală, totalizând astfel 54 de luni de angajament VOGO TECHNOLOGY față de ANSVSA.</w:t>
       </w:r>
     </w:p>
     <w:p>
@@ -2573,7 +2567,7 @@
         <w:rPr>
           <w:rFonts w:ascii="Arial" w:cs="Arial" w:eastAsia="Arial" w:hAnsi="Arial"/>
         </w:rPr>
-        <w:t xml:space="preserve">VOGO TECHNOLOGY identifică următoarele activități pe drumul critic (orice întârziere afectează direct livrarea finală):</w:t>
+        <w:t>&lt;LIDER&gt; identifică următoarele activități pe drumul critic (orice întârziere afectează direct livrarea finală):</w:t>
       </w:r>
     </w:p>
     <w:p>
@@ -2611,7 +2605,7 @@
           <w:b w:val="false"/>
           <w:bCs w:val="false"/>
         </w:rPr>
-        <w:t xml:space="preserve">Furnizarea hardware-ului de la producători (L4-L8) — riscuri de supply chain mitigate prin selecție producători cu stoc local și parteneriate VOGO TECHNOLOGY existente;</w:t>
+        <w:t>Furnizarea hardware-ului de la producători (L4-L8) — riscuri de supply chain mitigate prin selecție producători cu stoc local și parteneriate &lt;LIDER&gt; existente;</w:t>
       </w:r>
     </w:p>
     <w:p>
@@ -2697,7 +2691,7 @@
         <w:rPr>
           <w:rFonts w:ascii="Arial" w:cs="Arial" w:eastAsia="Arial" w:hAnsi="Arial"/>
         </w:rPr>
-        <w:t xml:space="preserve">Principalele riscuri identificate și măsurile de mitigare VOGO TECHNOLOGY:</w:t>
+        <w:t>Principalele riscuri identificate și măsurile de mitigare &lt;LIDER&gt;:</w:t>
       </w:r>
     </w:p>
     <w:tbl>
@@ -2847,7 +2841,7 @@
                 <w:sz w:val="20"/>
                 <w:szCs w:val="20"/>
               </w:rPr>
-              <w:t xml:space="preserve">Plan de mitigare VOGO TECHNOLOGY</w:t>
+              <w:t>Plan de mitigare &lt;LIDER&gt;</w:t>
             </w:r>
           </w:p>
         </w:tc>
@@ -3701,7 +3695,7 @@
                 <w:sz w:val="20"/>
                 <w:szCs w:val="20"/>
               </w:rPr>
-              <w:t xml:space="preserve">Knowledge sharing obligatoriu; documentație tehnică actualizată; rezerve VOGO pe fiecare rol</w:t>
+              <w:t>Knowledge sharing obligatoriu; documentație tehnică actualizată; rezerve &lt;LIDER&gt; pe fiecare rol</w:t>
             </w:r>
           </w:p>
         </w:tc>
@@ -3855,7 +3849,7 @@
         <w:rPr>
           <w:rFonts w:ascii="Arial" w:cs="Arial" w:eastAsia="Arial" w:hAnsi="Arial"/>
         </w:rPr>
-        <w:t xml:space="preserve">Pentru reducerea duratei totale și optimizarea utilizării resurselor, VOGO TECHNOLOGY aplică următoarele tehnici de paralelizare:</w:t>
+        <w:t>Pentru reducerea duratei totale și optimizarea utilizării resurselor, &lt;LIDER&gt; aplică următoarele tehnici de paralelizare:</w:t>
       </w:r>
     </w:p>
     <w:p>
@@ -3979,7 +3973,7 @@
         <w:rPr>
           <w:rFonts w:ascii="Arial" w:cs="Arial" w:eastAsia="Arial" w:hAnsi="Arial"/>
         </w:rPr>
-        <w:t xml:space="preserve">Procedura de acceptanță VOGO TECHNOLOGY garantează că fiecare livrabil — fie sistem informatic, fie document — trece printr-un proces formal de validare:</w:t>
+        <w:t>Procedura de acceptanță &lt;LIDER&gt; garantează că fiecare livrabil — fie sistem informatic, fie document — trece printr-un proces formal de validare:</w:t>
       </w:r>
     </w:p>
     <w:p>
@@ -3998,7 +3992,7 @@
           <w:b w:val="false"/>
           <w:bCs w:val="false"/>
         </w:rPr>
-        <w:t xml:space="preserve">Premise — livrabilul este complet și verificat intern de VOGO TECHNOLOGY (Quality Assurance internă);</w:t>
+        <w:t>Premise — livrabilul este complet și verificat intern de &lt;LIDER&gt; (Quality Assurance internă);</w:t>
       </w:r>
     </w:p>
     <w:p>
@@ -4141,7 +4135,7 @@
         <w:rPr>
           <w:rFonts w:ascii="Arial" w:cs="Arial" w:eastAsia="Arial" w:hAnsi="Arial"/>
         </w:rPr>
-        <w:t xml:space="preserve">Mentenanța sistemului va fi asigurată de VOGO TECHNOLOGY pe o perioadă de </w:t>
+        <w:t>Mentenanța sistemului va fi asigurată de &lt;LIDER&gt; pe o perioadă de 3 ani de la data punerii în funcțiune, respectând toate cerințele din Caietul de Sarcini. Detaliile complete privind procedura de suport tehnic, SLA-urile și echipele alocate se regăsesc în capitolul 7 (Plan de garanție).</w:t>
       </w:r>
       <w:r>
         <w:rPr>
@@ -4149,16 +4143,20 @@
           <w:b/>
           <w:bCs/>
         </w:rPr>
-        <w:t xml:space="preserve">3 ani de la data punerii în funcțiune</w:t>
       </w:r>
       <w:r>
         <w:rPr>
           <w:rFonts w:ascii="Arial" w:cs="Arial" w:eastAsia="Arial" w:hAnsi="Arial"/>
         </w:rPr>
-        <w:t xml:space="preserve">, respectând toate cerințele din Caietul de Sarcini. Detaliile complete privind procedura de suport tehnic, SLA-urile și echipele alocate se regăsesc în capitolul 7 (Plan de garanție).</w:t>
       </w:r>
     </w:p>
     <w:sectPr>
+      <w:headerReference w:type="default" r:id="rId8"/>
+      <w:headerReference w:type="first" r:id="rId9"/>
+      <w:headerReference w:type="even" r:id="rId10"/>
+      <w:footerReference w:type="default" r:id="rId11"/>
+      <w:footerReference w:type="first" r:id="rId12"/>
+      <w:footerReference w:type="even" r:id="rId13"/>
       <w:pgSz w:w="11906" w:h="16838" w:orient="portrait"/>
       <w:pgMar w:top="1134" w:right="1134" w:bottom="1134" w:left="1134" w:header="708" w:footer="708" w:gutter="0"/>
       <w:pgNumType/>
@@ -4209,6 +4207,36 @@
 </w:endnotes>
 </file>
 
+<file path=word/footer1.xml><?xml version="1.0" encoding="utf-8"?>
+<w:ftr xmlns:m="http://schemas.openxmlformats.org/officeDocument/2006/math" xmlns:mc="http://schemas.openxmlformats.org/markup-compatibility/2006" xmlns:mo="http://schemas.microsoft.com/office/mac/office/2008/main" xmlns:mv="urn:schemas-microsoft-com:mac:vml" xmlns:o="urn:schemas-microsoft-com:office:office" xmlns:r="http://schemas.openxmlformats.org/officeDocument/2006/relationships" xmlns:v="urn:schemas-microsoft-com:vml" xmlns:w10="urn:schemas-microsoft-com:office:word" xmlns:w14="http://schemas.microsoft.com/office/word/2010/wordml" xmlns:w="http://schemas.openxmlformats.org/wordprocessingml/2006/main" xmlns:wne="http://schemas.microsoft.com/office/word/2006/wordml" xmlns:wp14="http://schemas.microsoft.com/office/word/2010/wordprocessingDrawing" xmlns:wp="http://schemas.openxmlformats.org/drawingml/2006/wordprocessingDrawing" xmlns:wpc="http://schemas.microsoft.com/office/word/2010/wordprocessingCanvas" xmlns:wpg="http://schemas.microsoft.com/office/word/2010/wordprocessingGroup" xmlns:wpi="http://schemas.microsoft.com/office/word/2010/wordprocessingInk" xmlns:wps="http://schemas.microsoft.com/office/word/2010/wordprocessingShape" mc:Ignorable="w14 wp14">
+  <w:p>
+    <w:pPr>
+      <w:pStyle w:val="Footer"/>
+    </w:pPr>
+  </w:p>
+</w:ftr>
+</file>
+
+<file path=word/footer2.xml><?xml version="1.0" encoding="utf-8"?>
+<w:ftr xmlns:m="http://schemas.openxmlformats.org/officeDocument/2006/math" xmlns:mc="http://schemas.openxmlformats.org/markup-compatibility/2006" xmlns:mo="http://schemas.microsoft.com/office/mac/office/2008/main" xmlns:mv="urn:schemas-microsoft-com:mac:vml" xmlns:o="urn:schemas-microsoft-com:office:office" xmlns:r="http://schemas.openxmlformats.org/officeDocument/2006/relationships" xmlns:v="urn:schemas-microsoft-com:vml" xmlns:w10="urn:schemas-microsoft-com:office:word" xmlns:w14="http://schemas.microsoft.com/office/word/2010/wordml" xmlns:w="http://schemas.openxmlformats.org/wordprocessingml/2006/main" xmlns:wne="http://schemas.microsoft.com/office/word/2006/wordml" xmlns:wp14="http://schemas.microsoft.com/office/word/2010/wordprocessingDrawing" xmlns:wp="http://schemas.openxmlformats.org/drawingml/2006/wordprocessingDrawing" xmlns:wpc="http://schemas.microsoft.com/office/word/2010/wordprocessingCanvas" xmlns:wpg="http://schemas.microsoft.com/office/word/2010/wordprocessingGroup" xmlns:wpi="http://schemas.microsoft.com/office/word/2010/wordprocessingInk" xmlns:wps="http://schemas.microsoft.com/office/word/2010/wordprocessingShape" mc:Ignorable="w14 wp14">
+  <w:p>
+    <w:pPr>
+      <w:pStyle w:val="Footer"/>
+    </w:pPr>
+  </w:p>
+</w:ftr>
+</file>
+
+<file path=word/footer3.xml><?xml version="1.0" encoding="utf-8"?>
+<w:ftr xmlns:m="http://schemas.openxmlformats.org/officeDocument/2006/math" xmlns:mc="http://schemas.openxmlformats.org/markup-compatibility/2006" xmlns:mo="http://schemas.microsoft.com/office/mac/office/2008/main" xmlns:mv="urn:schemas-microsoft-com:mac:vml" xmlns:o="urn:schemas-microsoft-com:office:office" xmlns:r="http://schemas.openxmlformats.org/officeDocument/2006/relationships" xmlns:v="urn:schemas-microsoft-com:vml" xmlns:w10="urn:schemas-microsoft-com:office:word" xmlns:w14="http://schemas.microsoft.com/office/word/2010/wordml" xmlns:w="http://schemas.openxmlformats.org/wordprocessingml/2006/main" xmlns:wne="http://schemas.microsoft.com/office/word/2006/wordml" xmlns:wp14="http://schemas.microsoft.com/office/word/2010/wordprocessingDrawing" xmlns:wp="http://schemas.openxmlformats.org/drawingml/2006/wordprocessingDrawing" xmlns:wpc="http://schemas.microsoft.com/office/word/2010/wordprocessingCanvas" xmlns:wpg="http://schemas.microsoft.com/office/word/2010/wordprocessingGroup" xmlns:wpi="http://schemas.microsoft.com/office/word/2010/wordprocessingInk" xmlns:wps="http://schemas.microsoft.com/office/word/2010/wordprocessingShape" mc:Ignorable="w14 wp14">
+  <w:p>
+    <w:pPr>
+      <w:pStyle w:val="Footer"/>
+    </w:pPr>
+  </w:p>
+</w:ftr>
+</file>
+
 <file path=word/footnotes.xml><?xml version="1.0" encoding="utf-8"?>
 <w:footnotes xmlns:wpc="http://schemas.microsoft.com/office/word/2010/wordprocessingCanvas" xmlns:mc="http://schemas.openxmlformats.org/markup-compatibility/2006" xmlns:o="urn:schemas-microsoft-com:office:office" xmlns:r="http://schemas.openxmlformats.org/officeDocument/2006/relationships" xmlns:m="http://schemas.openxmlformats.org/officeDocument/2006/math" xmlns:v="urn:schemas-microsoft-com:vml" xmlns:wp14="http://schemas.microsoft.com/office/word/2010/wordprocessingDrawing" xmlns:wp="http://schemas.openxmlformats.org/drawingml/2006/wordprocessingDrawing" xmlns:w10="urn:schemas-microsoft-com:office:word" xmlns:w="http://schemas.openxmlformats.org/wordprocessingml/2006/main" xmlns:w14="http://schemas.microsoft.com/office/word/2010/wordml" xmlns:w15="http://schemas.microsoft.com/office/word/2012/wordml" xmlns:wpg="http://schemas.microsoft.com/office/word/2010/wordprocessingGroup" xmlns:wpi="http://schemas.microsoft.com/office/word/2010/wordprocessingInk" xmlns:wne="http://schemas.microsoft.com/office/word/2006/wordml" xmlns:wps="http://schemas.microsoft.com/office/word/2010/wordprocessingShape" mc:Ignorable="w14 w15 wp14">
   <w:footnote w:type="separator" w:id="-1">
@@ -4244,6 +4272,36 @@
     </w:p>
   </w:footnote>
 </w:footnotes>
+</file>
+
+<file path=word/header1.xml><?xml version="1.0" encoding="utf-8"?>
+<w:hdr xmlns:m="http://schemas.openxmlformats.org/officeDocument/2006/math" xmlns:mc="http://schemas.openxmlformats.org/markup-compatibility/2006" xmlns:mo="http://schemas.microsoft.com/office/mac/office/2008/main" xmlns:mv="urn:schemas-microsoft-com:mac:vml" xmlns:o="urn:schemas-microsoft-com:office:office" xmlns:r="http://schemas.openxmlformats.org/officeDocument/2006/relationships" xmlns:v="urn:schemas-microsoft-com:vml" xmlns:w10="urn:schemas-microsoft-com:office:word" xmlns:w14="http://schemas.microsoft.com/office/word/2010/wordml" xmlns:w="http://schemas.openxmlformats.org/wordprocessingml/2006/main" xmlns:wne="http://schemas.microsoft.com/office/word/2006/wordml" xmlns:wp14="http://schemas.microsoft.com/office/word/2010/wordprocessingDrawing" xmlns:wp="http://schemas.openxmlformats.org/drawingml/2006/wordprocessingDrawing" xmlns:wpc="http://schemas.microsoft.com/office/word/2010/wordprocessingCanvas" xmlns:wpg="http://schemas.microsoft.com/office/word/2010/wordprocessingGroup" xmlns:wpi="http://schemas.microsoft.com/office/word/2010/wordprocessingInk" xmlns:wps="http://schemas.microsoft.com/office/word/2010/wordprocessingShape" mc:Ignorable="w14 wp14">
+  <w:p>
+    <w:pPr>
+      <w:pStyle w:val="Header"/>
+    </w:pPr>
+  </w:p>
+</w:hdr>
+</file>
+
+<file path=word/header2.xml><?xml version="1.0" encoding="utf-8"?>
+<w:hdr xmlns:m="http://schemas.openxmlformats.org/officeDocument/2006/math" xmlns:mc="http://schemas.openxmlformats.org/markup-compatibility/2006" xmlns:mo="http://schemas.microsoft.com/office/mac/office/2008/main" xmlns:mv="urn:schemas-microsoft-com:mac:vml" xmlns:o="urn:schemas-microsoft-com:office:office" xmlns:r="http://schemas.openxmlformats.org/officeDocument/2006/relationships" xmlns:v="urn:schemas-microsoft-com:vml" xmlns:w10="urn:schemas-microsoft-com:office:word" xmlns:w14="http://schemas.microsoft.com/office/word/2010/wordml" xmlns:w="http://schemas.openxmlformats.org/wordprocessingml/2006/main" xmlns:wne="http://schemas.microsoft.com/office/word/2006/wordml" xmlns:wp14="http://schemas.microsoft.com/office/word/2010/wordprocessingDrawing" xmlns:wp="http://schemas.openxmlformats.org/drawingml/2006/wordprocessingDrawing" xmlns:wpc="http://schemas.microsoft.com/office/word/2010/wordprocessingCanvas" xmlns:wpg="http://schemas.microsoft.com/office/word/2010/wordprocessingGroup" xmlns:wpi="http://schemas.microsoft.com/office/word/2010/wordprocessingInk" xmlns:wps="http://schemas.microsoft.com/office/word/2010/wordprocessingShape" mc:Ignorable="w14 wp14">
+  <w:p>
+    <w:pPr>
+      <w:pStyle w:val="Header"/>
+    </w:pPr>
+  </w:p>
+</w:hdr>
+</file>
+
+<file path=word/header3.xml><?xml version="1.0" encoding="utf-8"?>
+<w:hdr xmlns:m="http://schemas.openxmlformats.org/officeDocument/2006/math" xmlns:mc="http://schemas.openxmlformats.org/markup-compatibility/2006" xmlns:mo="http://schemas.microsoft.com/office/mac/office/2008/main" xmlns:mv="urn:schemas-microsoft-com:mac:vml" xmlns:o="urn:schemas-microsoft-com:office:office" xmlns:r="http://schemas.openxmlformats.org/officeDocument/2006/relationships" xmlns:v="urn:schemas-microsoft-com:vml" xmlns:w10="urn:schemas-microsoft-com:office:word" xmlns:w14="http://schemas.microsoft.com/office/word/2010/wordml" xmlns:w="http://schemas.openxmlformats.org/wordprocessingml/2006/main" xmlns:wne="http://schemas.microsoft.com/office/word/2006/wordml" xmlns:wp14="http://schemas.microsoft.com/office/word/2010/wordprocessingDrawing" xmlns:wp="http://schemas.openxmlformats.org/drawingml/2006/wordprocessingDrawing" xmlns:wpc="http://schemas.microsoft.com/office/word/2010/wordprocessingCanvas" xmlns:wpg="http://schemas.microsoft.com/office/word/2010/wordprocessingGroup" xmlns:wpi="http://schemas.microsoft.com/office/word/2010/wordprocessingInk" xmlns:wps="http://schemas.microsoft.com/office/word/2010/wordprocessingShape" mc:Ignorable="w14 wp14">
+  <w:p>
+    <w:pPr>
+      <w:pStyle w:val="Header"/>
+    </w:pPr>
+  </w:p>
+</w:hdr>
 </file>
 
 <file path=word/numbering.xml><?xml version="1.0" encoding="utf-8"?>
